--- a/www/content/abdomen-pelvis/Gross anatomy of kidney.docx
+++ b/www/content/abdomen-pelvis/Gross anatomy of kidney.docx
@@ -96,13 +96,7 @@
     </w:p>
     <w:p>
       <w:r>
-        <w:t xml:space="preserve">On deep inspiration </w:t>
-      </w:r>
-      <w:r>
-        <w:t>kidney</w:t>
-      </w:r>
-      <w:r>
-        <w:t xml:space="preserve"> moves downwards</w:t>
+        <w:t>On deep inspiration kidney moves downwards</w:t>
       </w:r>
     </w:p>
     <w:p>
@@ -131,15 +125,13 @@
     </w:p>
     <w:p>
       <w:r>
-        <w:t xml:space="preserve">On deep inspiration </w:t>
-      </w:r>
-      <w:proofErr w:type="spellStart"/>
-      <w:r>
-        <w:t>kindey</w:t>
-      </w:r>
-      <w:proofErr w:type="spellEnd"/>
-      <w:r>
-        <w:t xml:space="preserve"> moves downwards</w:t>
+        <w:t>On deep inspiration kid</w:t>
+      </w:r>
+      <w:r>
+        <w:t>n</w:t>
+      </w:r>
+      <w:r>
+        <w:t>ey moves downwards</w:t>
       </w:r>
     </w:p>
     <w:p>
@@ -151,13 +143,13 @@
         <w:t>Surface marking</w:t>
       </w:r>
     </w:p>
-    <w:p/>
-    <w:p>
-      <w:proofErr w:type="gramStart"/>
+    <w:p>
       <w:r>
         <w:t>Morris</w:t>
       </w:r>
-      <w:proofErr w:type="gramEnd"/>
+      <w:r>
+        <w:t>’</w:t>
+      </w:r>
       <w:r>
         <w:t xml:space="preserve"> parallelogram</w:t>
       </w:r>
@@ -191,11 +183,9 @@
       <w:r>
         <w:t xml:space="preserve">This results in two </w:t>
       </w:r>
-      <w:proofErr w:type="gramStart"/>
-      <w:r>
-        <w:t>parallelogram</w:t>
-      </w:r>
-      <w:proofErr w:type="gramEnd"/>
+      <w:r>
+        <w:t>parallelograms</w:t>
+      </w:r>
       <w:r>
         <w:t xml:space="preserve"> on either side</w:t>
       </w:r>
@@ -215,82 +205,48 @@
         <w:rPr>
           <w:noProof/>
         </w:rPr>
-        <w:drawing>
-          <wp:inline distT="0" distB="0" distL="0" distR="0" wp14:anchorId="25139ADE" wp14:editId="7E951C18">
-            <wp:extent cx="5731510" cy="2916555"/>
-            <wp:effectExtent l="0" t="0" r="2540" b="0"/>
-            <wp:docPr id="1453163167" name="Picture 1" descr="Image"/>
-            <wp:cNvGraphicFramePr>
-              <a:graphicFrameLocks xmlns:a="http://schemas.openxmlformats.org/drawingml/2006/main" noChangeAspect="1"/>
-            </wp:cNvGraphicFramePr>
-            <a:graphic xmlns:a="http://schemas.openxmlformats.org/drawingml/2006/main">
-              <a:graphicData uri="http://schemas.openxmlformats.org/drawingml/2006/picture">
-                <pic:pic xmlns:pic="http://schemas.openxmlformats.org/drawingml/2006/picture">
-                  <pic:nvPicPr>
-                    <pic:cNvPr id="0" name="Picture 82" descr="Image"/>
-                    <pic:cNvPicPr>
-                      <a:picLocks noChangeAspect="1" noChangeArrowheads="1"/>
-                    </pic:cNvPicPr>
-                  </pic:nvPicPr>
-                  <pic:blipFill>
-                    <a:blip r:embed="rId5" cstate="print">
-                      <a:extLst>
-                        <a:ext uri="{28A0092B-C50C-407E-A947-70E740481C1C}">
-                          <a14:useLocalDpi xmlns:a14="http://schemas.microsoft.com/office/drawing/2010/main" val="0"/>
-                        </a:ext>
-                      </a:extLst>
-                    </a:blip>
-                    <a:srcRect/>
-                    <a:stretch>
-                      <a:fillRect/>
-                    </a:stretch>
-                  </pic:blipFill>
-                  <pic:spPr bwMode="auto">
-                    <a:xfrm>
-                      <a:off x="0" y="0"/>
-                      <a:ext cx="5731510" cy="2916555"/>
-                    </a:xfrm>
-                    <a:prstGeom prst="rect">
-                      <a:avLst/>
-                    </a:prstGeom>
-                    <a:noFill/>
-                    <a:ln>
-                      <a:noFill/>
-                    </a:ln>
-                  </pic:spPr>
-                </pic:pic>
-              </a:graphicData>
-            </a:graphic>
-          </wp:inline>
-        </w:drawing>
+        <w:t>[SVG]</w:t>
+      </w:r>
+      <w:r>
+        <w:t xml:space="preserve"> </w:t>
+      </w:r>
+      <w:r>
+        <w:rPr>
+          <w:noProof/>
+        </w:rPr>
+        <w:t>morris parallelogram</w:t>
+      </w:r>
+      <w:r>
+        <w:rPr>
+          <w:noProof/>
+        </w:rPr>
+        <w:t xml:space="preserve">.svg </w:t>
+      </w:r>
+    </w:p>
+    <w:p>
+      <w:r>
+        <w:t>Morris’</w:t>
+      </w:r>
+      <w:r>
+        <w:t xml:space="preserve"> </w:t>
+      </w:r>
+      <w:r>
+        <w:t>parallelogram - surface marking of kidney</w:t>
       </w:r>
     </w:p>
     <w:p/>
     <w:p>
-      <w:proofErr w:type="gramStart"/>
-      <w:r>
-        <w:t>Morris</w:t>
-      </w:r>
-      <w:proofErr w:type="gramEnd"/>
-      <w:r>
-        <w:t xml:space="preserve"> parallelogram - surface marking of kidney</w:t>
-      </w:r>
-    </w:p>
-    <w:p/>
-    <w:p>
       <w:pPr>
         <w:pStyle w:val="Heading2"/>
       </w:pPr>
       <w:r>
         <w:t xml:space="preserve">Structures at </w:t>
       </w:r>
-      <w:proofErr w:type="spellStart"/>
-      <w:r>
-        <w:t>kilum</w:t>
-      </w:r>
-      <w:proofErr w:type="spellEnd"/>
-      <w:r>
-        <w:t xml:space="preserve"> of kidney</w:t>
+      <w:r>
+        <w:t>h</w:t>
+      </w:r>
+      <w:r>
+        <w:t>ilum of kidney</w:t>
       </w:r>
     </w:p>
     <w:p>
@@ -317,7 +273,6 @@
         </w:numPr>
       </w:pPr>
       <w:r>
-        <w:lastRenderedPageBreak/>
         <w:t xml:space="preserve">Renal artery (usually divides before entering the kidney) </w:t>
       </w:r>
     </w:p>
@@ -339,10 +294,20 @@
     </w:p>
     <w:p>
       <w:r>
-        <w:t>Renal hilum is located at body of L1.</w:t>
-      </w:r>
-    </w:p>
-    <w:p/>
+        <w:t>Renal hilum is located at body of L1</w:t>
+      </w:r>
+    </w:p>
+    <w:p>
+      <w:r>
+        <w:t>[YOUTUBE]</w:t>
+      </w:r>
+      <w:r>
+        <w:t xml:space="preserve"> </w:t>
+      </w:r>
+      <w:r>
+        <w:t>https://youtu.be/Tl0dlUuxmlQ</w:t>
+      </w:r>
+    </w:p>
     <w:p>
       <w:pPr>
         <w:pStyle w:val="Heading2"/>
@@ -397,6 +362,7 @@
         </w:numPr>
       </w:pPr>
       <w:r>
+        <w:lastRenderedPageBreak/>
         <w:t>Lower</w:t>
       </w:r>
     </w:p>
@@ -416,115 +382,50 @@
         <w:rPr>
           <w:noProof/>
         </w:rPr>
-        <w:drawing>
-          <wp:inline distT="0" distB="0" distL="0" distR="0" wp14:anchorId="5B6EFE82" wp14:editId="0F72238B">
-            <wp:extent cx="5731510" cy="4693285"/>
-            <wp:effectExtent l="0" t="0" r="0" b="0"/>
-            <wp:docPr id="1888337326" name="Picture 2" descr="Image"/>
-            <wp:cNvGraphicFramePr>
-              <a:graphicFrameLocks xmlns:a="http://schemas.openxmlformats.org/drawingml/2006/main" noChangeAspect="1"/>
-            </wp:cNvGraphicFramePr>
-            <a:graphic xmlns:a="http://schemas.openxmlformats.org/drawingml/2006/main">
-              <a:graphicData uri="http://schemas.openxmlformats.org/drawingml/2006/picture">
-                <pic:pic xmlns:pic="http://schemas.openxmlformats.org/drawingml/2006/picture">
-                  <pic:nvPicPr>
-                    <pic:cNvPr id="0" name="Picture 93" descr="Image"/>
-                    <pic:cNvPicPr>
-                      <a:picLocks noChangeAspect="1" noChangeArrowheads="1"/>
-                    </pic:cNvPicPr>
-                  </pic:nvPicPr>
-                  <pic:blipFill>
-                    <a:blip r:embed="rId6">
-                      <a:extLst>
-                        <a:ext uri="{28A0092B-C50C-407E-A947-70E740481C1C}">
-                          <a14:useLocalDpi xmlns:a14="http://schemas.microsoft.com/office/drawing/2010/main" val="0"/>
-                        </a:ext>
-                      </a:extLst>
-                    </a:blip>
-                    <a:srcRect/>
-                    <a:stretch>
-                      <a:fillRect/>
-                    </a:stretch>
-                  </pic:blipFill>
-                  <pic:spPr bwMode="auto">
-                    <a:xfrm>
-                      <a:off x="0" y="0"/>
-                      <a:ext cx="5731510" cy="4693285"/>
-                    </a:xfrm>
-                    <a:prstGeom prst="rect">
-                      <a:avLst/>
-                    </a:prstGeom>
-                    <a:noFill/>
-                    <a:ln>
-                      <a:noFill/>
-                    </a:ln>
-                  </pic:spPr>
-                </pic:pic>
-              </a:graphicData>
-            </a:graphic>
-          </wp:inline>
-        </w:drawing>
-      </w:r>
-    </w:p>
-    <w:p>
-      <w:r>
-        <w:t>Renal arteries</w:t>
-      </w:r>
-    </w:p>
-    <w:p>
+        <w:t>[SVG]</w:t>
+      </w:r>
+      <w:r>
+        <w:t xml:space="preserve"> </w:t>
+      </w:r>
       <w:r>
         <w:rPr>
           <w:noProof/>
         </w:rPr>
-        <w:lastRenderedPageBreak/>
-        <w:drawing>
-          <wp:inline distT="0" distB="0" distL="0" distR="0" wp14:anchorId="1CAC1F6D" wp14:editId="2BC6E143">
-            <wp:extent cx="5715000" cy="3810000"/>
-            <wp:effectExtent l="0" t="0" r="0" b="0"/>
-            <wp:docPr id="1603276200" name="Picture 3" descr="Image"/>
-            <wp:cNvGraphicFramePr>
-              <a:graphicFrameLocks xmlns:a="http://schemas.openxmlformats.org/drawingml/2006/main" noChangeAspect="1"/>
-            </wp:cNvGraphicFramePr>
-            <a:graphic xmlns:a="http://schemas.openxmlformats.org/drawingml/2006/main">
-              <a:graphicData uri="http://schemas.openxmlformats.org/drawingml/2006/picture">
-                <pic:pic xmlns:pic="http://schemas.openxmlformats.org/drawingml/2006/picture">
-                  <pic:nvPicPr>
-                    <pic:cNvPr id="0" name="Picture 95" descr="Image"/>
-                    <pic:cNvPicPr>
-                      <a:picLocks noChangeAspect="1" noChangeArrowheads="1"/>
-                    </pic:cNvPicPr>
-                  </pic:nvPicPr>
-                  <pic:blipFill>
-                    <a:blip r:embed="rId7">
-                      <a:extLst>
-                        <a:ext uri="{28A0092B-C50C-407E-A947-70E740481C1C}">
-                          <a14:useLocalDpi xmlns:a14="http://schemas.microsoft.com/office/drawing/2010/main" val="0"/>
-                        </a:ext>
-                      </a:extLst>
-                    </a:blip>
-                    <a:srcRect/>
-                    <a:stretch>
-                      <a:fillRect/>
-                    </a:stretch>
-                  </pic:blipFill>
-                  <pic:spPr bwMode="auto">
-                    <a:xfrm>
-                      <a:off x="0" y="0"/>
-                      <a:ext cx="5715000" cy="3810000"/>
-                    </a:xfrm>
-                    <a:prstGeom prst="rect">
-                      <a:avLst/>
-                    </a:prstGeom>
-                    <a:noFill/>
-                    <a:ln>
-                      <a:noFill/>
-                    </a:ln>
-                  </pic:spPr>
-                </pic:pic>
-              </a:graphicData>
-            </a:graphic>
-          </wp:inline>
-        </w:drawing>
+        <w:t>renal arteries</w:t>
+      </w:r>
+      <w:r>
+        <w:rPr>
+          <w:noProof/>
+        </w:rPr>
+        <w:t>.svg</w:t>
+      </w:r>
+    </w:p>
+    <w:p>
+      <w:r>
+        <w:t>Renal arteries</w:t>
+      </w:r>
+    </w:p>
+    <w:p>
+      <w:r>
+        <w:rPr>
+          <w:noProof/>
+        </w:rPr>
+        <w:t>[SVG]</w:t>
+      </w:r>
+      <w:r>
+        <w:t xml:space="preserve"> </w:t>
+      </w:r>
+      <w:r>
+        <w:rPr>
+          <w:noProof/>
+        </w:rPr>
+        <w:t>vascular segments</w:t>
+      </w:r>
+      <w:r>
+        <w:rPr>
+          <w:noProof/>
+        </w:rPr>
+        <w:t xml:space="preserve">.svg </w:t>
       </w:r>
     </w:p>
     <w:p>
@@ -606,55 +507,22 @@
         <w:rPr>
           <w:noProof/>
         </w:rPr>
-        <w:lastRenderedPageBreak/>
-        <w:drawing>
-          <wp:inline distT="0" distB="0" distL="0" distR="0" wp14:anchorId="2E37C57A" wp14:editId="6464B5DD">
-            <wp:extent cx="5731510" cy="5163820"/>
-            <wp:effectExtent l="0" t="0" r="2540" b="0"/>
-            <wp:docPr id="883473643" name="Picture 4" descr="Image"/>
-            <wp:cNvGraphicFramePr>
-              <a:graphicFrameLocks xmlns:a="http://schemas.openxmlformats.org/drawingml/2006/main" noChangeAspect="1"/>
-            </wp:cNvGraphicFramePr>
-            <a:graphic xmlns:a="http://schemas.openxmlformats.org/drawingml/2006/main">
-              <a:graphicData uri="http://schemas.openxmlformats.org/drawingml/2006/picture">
-                <pic:pic xmlns:pic="http://schemas.openxmlformats.org/drawingml/2006/picture">
-                  <pic:nvPicPr>
-                    <pic:cNvPr id="0" name="Picture 97" descr="Image"/>
-                    <pic:cNvPicPr>
-                      <a:picLocks noChangeAspect="1" noChangeArrowheads="1"/>
-                    </pic:cNvPicPr>
-                  </pic:nvPicPr>
-                  <pic:blipFill>
-                    <a:blip r:embed="rId8">
-                      <a:extLst>
-                        <a:ext uri="{28A0092B-C50C-407E-A947-70E740481C1C}">
-                          <a14:useLocalDpi xmlns:a14="http://schemas.microsoft.com/office/drawing/2010/main" val="0"/>
-                        </a:ext>
-                      </a:extLst>
-                    </a:blip>
-                    <a:srcRect/>
-                    <a:stretch>
-                      <a:fillRect/>
-                    </a:stretch>
-                  </pic:blipFill>
-                  <pic:spPr bwMode="auto">
-                    <a:xfrm>
-                      <a:off x="0" y="0"/>
-                      <a:ext cx="5731510" cy="5163820"/>
-                    </a:xfrm>
-                    <a:prstGeom prst="rect">
-                      <a:avLst/>
-                    </a:prstGeom>
-                    <a:noFill/>
-                    <a:ln>
-                      <a:noFill/>
-                    </a:ln>
-                  </pic:spPr>
-                </pic:pic>
-              </a:graphicData>
-            </a:graphic>
-          </wp:inline>
-        </w:drawing>
+        <w:t>[SVG]</w:t>
+      </w:r>
+      <w:r>
+        <w:t xml:space="preserve"> </w:t>
+      </w:r>
+      <w:r>
+        <w:rPr>
+          <w:noProof/>
+        </w:rPr>
+        <w:t>accessory renal artery</w:t>
+      </w:r>
+      <w:r>
+        <w:rPr>
+          <w:noProof/>
+        </w:rPr>
+        <w:t>.svg</w:t>
       </w:r>
     </w:p>
     <w:p>
@@ -743,7 +611,6 @@
         </w:numPr>
       </w:pPr>
       <w:r>
-        <w:lastRenderedPageBreak/>
         <w:t>Renal abscess</w:t>
       </w:r>
     </w:p>
@@ -763,6 +630,7 @@
         <w:pStyle w:val="Heading2"/>
       </w:pPr>
       <w:r>
+        <w:lastRenderedPageBreak/>
         <w:t>Renal transplantation - anatomical considerations</w:t>
       </w:r>
     </w:p>
@@ -789,11 +657,9 @@
       <w:pPr>
         <w:pStyle w:val="Heading3"/>
       </w:pPr>
-      <w:proofErr w:type="spellStart"/>
-      <w:r>
-        <w:t>Recepient</w:t>
-      </w:r>
-      <w:proofErr w:type="spellEnd"/>
+      <w:r>
+        <w:t>Recipient</w:t>
+      </w:r>
       <w:r>
         <w:t xml:space="preserve"> </w:t>
       </w:r>
@@ -817,15 +683,7 @@
         </w:numPr>
       </w:pPr>
       <w:r>
-        <w:t xml:space="preserve">Renal artery is anastomosed with external </w:t>
-      </w:r>
-      <w:proofErr w:type="spellStart"/>
-      <w:r>
-        <w:t>ilac</w:t>
-      </w:r>
-      <w:proofErr w:type="spellEnd"/>
-      <w:r>
-        <w:t xml:space="preserve"> artery</w:t>
+        <w:t>Renal artery is anastomosed with external ilac artery</w:t>
       </w:r>
     </w:p>
     <w:p>
@@ -2533,6 +2391,7 @@
   <w:style w:type="character" w:default="1" w:styleId="DefaultParagraphFont">
     <w:name w:val="Default Paragraph Font"/>
     <w:uiPriority w:val="1"/>
+    <w:semiHidden/>
     <w:unhideWhenUsed/>
   </w:style>
   <w:style w:type="table" w:default="1" w:styleId="TableNormal">

--- a/www/content/abdomen-pelvis/Gross anatomy of kidney.docx
+++ b/www/content/abdomen-pelvis/Gross anatomy of kidney.docx
@@ -101,6 +101,9 @@
     </w:p>
     <w:p>
       <w:r>
+        <w:t>[NOTE]</w:t>
+      </w:r>
+      <w:r>
         <w:t>However - slight movement of kidney with respiration is important during defining targets for radiotherapy</w:t>
       </w:r>
     </w:p>
@@ -223,17 +226,6 @@
         <w:t xml:space="preserve">.svg </w:t>
       </w:r>
     </w:p>
-    <w:p>
-      <w:r>
-        <w:t>Morris’</w:t>
-      </w:r>
-      <w:r>
-        <w:t xml:space="preserve"> </w:t>
-      </w:r>
-      <w:r>
-        <w:t>parallelogram - surface marking of kidney</w:t>
-      </w:r>
-    </w:p>
     <w:p/>
     <w:p>
       <w:pPr>
@@ -302,10 +294,7 @@
         <w:t>[YOUTUBE]</w:t>
       </w:r>
       <w:r>
-        <w:t xml:space="preserve"> </w:t>
-      </w:r>
-      <w:r>
-        <w:t>https://youtu.be/Tl0dlUuxmlQ</w:t>
+        <w:t xml:space="preserve"> https://youtu.be/Tl0dlUuxmlQ</w:t>
       </w:r>
     </w:p>
     <w:p>
@@ -362,7 +351,6 @@
         </w:numPr>
       </w:pPr>
       <w:r>
-        <w:lastRenderedPageBreak/>
         <w:t>Lower</w:t>
       </w:r>
     </w:p>
@@ -374,6 +362,7 @@
         </w:numPr>
       </w:pPr>
       <w:r>
+        <w:lastRenderedPageBreak/>
         <w:t>Posterior</w:t>
       </w:r>
     </w:p>
@@ -683,7 +672,15 @@
         </w:numPr>
       </w:pPr>
       <w:r>
-        <w:t>Renal artery is anastomosed with external ilac artery</w:t>
+        <w:t xml:space="preserve">Renal artery is anastomosed with external </w:t>
+      </w:r>
+      <w:proofErr w:type="spellStart"/>
+      <w:r>
+        <w:t>ilac</w:t>
+      </w:r>
+      <w:proofErr w:type="spellEnd"/>
+      <w:r>
+        <w:t xml:space="preserve"> artery</w:t>
       </w:r>
     </w:p>
     <w:p>
